--- a/assets/PlantillaDosEng.docx
+++ b/assets/PlantillaDosEng.docx
@@ -77,12 +77,21 @@
           </wp:anchor>
         </w:drawing>
       </w:r>
+      <w:proofErr w:type="spellStart"/>
       <w:r>
         <w:rPr>
           <w:color w:val="45B0E1" w:themeColor="accent1" w:themeTint="99"/>
           <w:lang w:val="es-ES"/>
         </w:rPr>
-        <w:t>Curriculum Vitae</w:t>
+        <w:t>Curriculum</w:t>
+      </w:r>
+      <w:proofErr w:type="spellEnd"/>
+      <w:r>
+        <w:rPr>
+          <w:color w:val="45B0E1" w:themeColor="accent1" w:themeTint="99"/>
+          <w:lang w:val="es-ES"/>
+        </w:rPr>
+        <w:t xml:space="preserve"> Vitae</w:t>
       </w:r>
     </w:p>
     <w:p>
@@ -108,7 +117,23 @@
           <w:b/>
           <w:bCs/>
         </w:rPr>
-        <w:t>{EtNom}</w:t>
+        <w:t>{</w:t>
+      </w:r>
+      <w:proofErr w:type="spellStart"/>
+      <w:r>
+        <w:rPr>
+          <w:b/>
+          <w:bCs/>
+        </w:rPr>
+        <w:t>EtNom</w:t>
+      </w:r>
+      <w:proofErr w:type="spellEnd"/>
+      <w:r>
+        <w:rPr>
+          <w:b/>
+          <w:bCs/>
+        </w:rPr>
+        <w:t>}</w:t>
       </w:r>
     </w:p>
     <w:p>
@@ -119,49 +144,123 @@
         <w:t>Age</w:t>
       </w:r>
       <w:r>
-        <w:t>: {EtEd}</w:t>
+        <w:t>: {</w:t>
+      </w:r>
+      <w:proofErr w:type="spellStart"/>
+      <w:r>
+        <w:t>EtEd</w:t>
+      </w:r>
+      <w:proofErr w:type="spellEnd"/>
+      <w:r>
+        <w:t>}</w:t>
       </w:r>
     </w:p>
     <w:p>
       <w:pPr>
         <w:spacing w:after="120" w:line="240" w:lineRule="auto"/>
       </w:pPr>
-      <w:r>
-        <w:rPr>
-          <w:lang w:val="es-ES"/>
-        </w:rPr>
-        <w:t xml:space="preserve">Years of professional </w:t>
-      </w:r>
+      <w:proofErr w:type="spellStart"/>
+      <w:r>
+        <w:rPr>
+          <w:lang w:val="es-ES"/>
+        </w:rPr>
+        <w:t>Years</w:t>
+      </w:r>
+      <w:proofErr w:type="spellEnd"/>
+      <w:r>
+        <w:rPr>
+          <w:lang w:val="es-ES"/>
+        </w:rPr>
+        <w:t xml:space="preserve"> </w:t>
+      </w:r>
+      <w:proofErr w:type="spellStart"/>
+      <w:r>
+        <w:rPr>
+          <w:lang w:val="es-ES"/>
+        </w:rPr>
+        <w:t>of</w:t>
+      </w:r>
+      <w:proofErr w:type="spellEnd"/>
+      <w:r>
+        <w:rPr>
+          <w:lang w:val="es-ES"/>
+        </w:rPr>
+        <w:t xml:space="preserve"> </w:t>
+      </w:r>
+      <w:proofErr w:type="spellStart"/>
+      <w:r>
+        <w:rPr>
+          <w:lang w:val="es-ES"/>
+        </w:rPr>
+        <w:t>professional</w:t>
+      </w:r>
+      <w:proofErr w:type="spellEnd"/>
+      <w:r>
+        <w:rPr>
+          <w:lang w:val="es-ES"/>
+        </w:rPr>
+        <w:t xml:space="preserve"> </w:t>
+      </w:r>
+      <w:proofErr w:type="spellStart"/>
       <w:r>
         <w:rPr>
           <w:lang w:val="es-ES"/>
         </w:rPr>
         <w:t>experience</w:t>
       </w:r>
-      <w:r>
-        <w:t>: {EtTiempoExp}</w:t>
+      <w:proofErr w:type="spellEnd"/>
+      <w:r>
+        <w:t>: {</w:t>
+      </w:r>
+      <w:proofErr w:type="spellStart"/>
+      <w:r>
+        <w:t>EtTiempoExp</w:t>
+      </w:r>
+      <w:proofErr w:type="spellEnd"/>
+      <w:r>
+        <w:t>}</w:t>
       </w:r>
     </w:p>
     <w:p>
       <w:pPr>
         <w:spacing w:after="120" w:line="240" w:lineRule="auto"/>
       </w:pPr>
+      <w:proofErr w:type="spellStart"/>
       <w:r>
         <w:t>Nationality</w:t>
       </w:r>
-      <w:r>
-        <w:t>: {EtNa}</w:t>
+      <w:proofErr w:type="spellEnd"/>
+      <w:r>
+        <w:t>: {</w:t>
+      </w:r>
+      <w:proofErr w:type="spellStart"/>
+      <w:r>
+        <w:t>EtNa</w:t>
+      </w:r>
+      <w:proofErr w:type="spellEnd"/>
+      <w:r>
+        <w:t>}</w:t>
       </w:r>
     </w:p>
     <w:p>
       <w:pPr>
         <w:spacing w:after="120" w:line="240" w:lineRule="auto"/>
       </w:pPr>
+      <w:proofErr w:type="spellStart"/>
       <w:r>
         <w:t>Languages</w:t>
       </w:r>
-      <w:r>
-        <w:t>: {#EtId} {idioma} – {nivel} {/EtId}</w:t>
+      <w:proofErr w:type="spellEnd"/>
+      <w:r>
+        <w:t>: {#EtId} {idioma} {/</w:t>
+      </w:r>
+      <w:proofErr w:type="spellStart"/>
+      <w:r>
+        <w:t>EtId</w:t>
+      </w:r>
+      <w:proofErr w:type="spellEnd"/>
+      <w:r>
+        <w:t>}</w:t>
       </w:r>
     </w:p>
     <w:p>
@@ -246,11 +345,29 @@
           </mc:Fallback>
         </mc:AlternateContent>
       </w:r>
-      <w:r>
-        <w:t>Current residence</w:t>
-      </w:r>
-      <w:r>
-        <w:t>: {EtRe}</w:t>
+      <w:proofErr w:type="spellStart"/>
+      <w:r>
+        <w:t>Current</w:t>
+      </w:r>
+      <w:proofErr w:type="spellEnd"/>
+      <w:r>
+        <w:t xml:space="preserve"> </w:t>
+      </w:r>
+      <w:proofErr w:type="spellStart"/>
+      <w:r>
+        <w:t>residence</w:t>
+      </w:r>
+      <w:proofErr w:type="spellEnd"/>
+      <w:r>
+        <w:t>: {</w:t>
+      </w:r>
+      <w:proofErr w:type="spellStart"/>
+      <w:r>
+        <w:t>EtRe</w:t>
+      </w:r>
+      <w:proofErr w:type="spellEnd"/>
+      <w:r>
+        <w:t>}</w:t>
       </w:r>
     </w:p>
     <w:p>
@@ -354,11 +471,19 @@
           <w:lang w:val="es-ES"/>
         </w:rPr>
       </w:pPr>
-      <w:r>
-        <w:rPr>
-          <w:lang w:val="es-ES"/>
-        </w:rPr>
-        <w:t>Start date</w:t>
+      <w:proofErr w:type="spellStart"/>
+      <w:r>
+        <w:rPr>
+          <w:lang w:val="es-ES"/>
+        </w:rPr>
+        <w:t>Start</w:t>
+      </w:r>
+      <w:proofErr w:type="spellEnd"/>
+      <w:r>
+        <w:rPr>
+          <w:lang w:val="es-ES"/>
+        </w:rPr>
+        <w:t xml:space="preserve"> date</w:t>
       </w:r>
       <w:r>
         <w:rPr>
@@ -380,38 +505,59 @@
           <w:bCs/>
           <w:lang w:val="es-ES"/>
         </w:rPr>
-        <w:t>{fechaIni}</w:t>
-      </w:r>
-    </w:p>
-    <w:p>
-      <w:pPr>
-        <w:spacing w:after="60"/>
+        <w:t>{</w:t>
+      </w:r>
+      <w:proofErr w:type="spellStart"/>
+      <w:r>
         <w:rPr>
           <w:b/>
           <w:bCs/>
           <w:lang w:val="es-ES"/>
         </w:rPr>
-      </w:pPr>
-      <w:r>
-        <w:rPr>
-          <w:lang w:val="es-ES"/>
-        </w:rPr>
-        <w:t>Generation</w:t>
-      </w:r>
-      <w:r>
-        <w:rPr>
-          <w:lang w:val="es-ES"/>
-        </w:rPr>
-        <w:t>:</w:t>
-      </w:r>
+        <w:t>fechaIni</w:t>
+      </w:r>
+      <w:proofErr w:type="spellEnd"/>
       <w:r>
         <w:rPr>
           <w:b/>
           <w:bCs/>
           <w:lang w:val="es-ES"/>
         </w:rPr>
+        <w:t>}</w:t>
+      </w:r>
+    </w:p>
+    <w:p>
+      <w:pPr>
+        <w:spacing w:after="60"/>
+        <w:rPr>
+          <w:b/>
+          <w:bCs/>
+          <w:lang w:val="es-ES"/>
+        </w:rPr>
+      </w:pPr>
+      <w:proofErr w:type="spellStart"/>
+      <w:r>
+        <w:rPr>
+          <w:lang w:val="es-ES"/>
+        </w:rPr>
+        <w:t>Generation</w:t>
+      </w:r>
+      <w:proofErr w:type="spellEnd"/>
+      <w:r>
+        <w:rPr>
+          <w:lang w:val="es-ES"/>
+        </w:rPr>
+        <w:t>:</w:t>
+      </w:r>
+      <w:r>
+        <w:rPr>
+          <w:b/>
+          <w:bCs/>
+          <w:lang w:val="es-ES"/>
+        </w:rPr>
         <w:t xml:space="preserve"> {</w:t>
       </w:r>
+      <w:proofErr w:type="spellStart"/>
       <w:r>
         <w:rPr>
           <w:b/>
@@ -421,6 +567,7 @@
         </w:rPr>
         <w:t>generacion</w:t>
       </w:r>
+      <w:proofErr w:type="spellEnd"/>
       <w:r>
         <w:rPr>
           <w:b/>
@@ -602,7 +749,21 @@
         <w:rPr>
           <w:lang w:val="es-ES"/>
         </w:rPr>
-        <w:t>{organizacion}</w:t>
+        <w:t>{</w:t>
+      </w:r>
+      <w:proofErr w:type="spellStart"/>
+      <w:r>
+        <w:rPr>
+          <w:lang w:val="es-ES"/>
+        </w:rPr>
+        <w:t>organizacion</w:t>
+      </w:r>
+      <w:proofErr w:type="spellEnd"/>
+      <w:r>
+        <w:rPr>
+          <w:lang w:val="es-ES"/>
+        </w:rPr>
+        <w:t>}</w:t>
       </w:r>
     </w:p>
     <w:p>
@@ -630,21 +791,49 @@
         <w:rPr>
           <w:lang w:val="es-ES"/>
         </w:rPr>
-        <w:t>{entidad} - {tiempoEstudio}</w:t>
-      </w:r>
-    </w:p>
-    <w:p>
-      <w:pPr>
-        <w:spacing w:after="60"/>
-        <w:rPr>
-          <w:lang w:val="es-ES"/>
-        </w:rPr>
-      </w:pPr>
-      <w:r>
-        <w:rPr>
-          <w:lang w:val="es-ES"/>
-        </w:rPr>
-        <w:t>{descripcion}</w:t>
+        <w:t>{entidad} - {</w:t>
+      </w:r>
+      <w:proofErr w:type="spellStart"/>
+      <w:r>
+        <w:rPr>
+          <w:lang w:val="es-ES"/>
+        </w:rPr>
+        <w:t>tiempoEstudio</w:t>
+      </w:r>
+      <w:proofErr w:type="spellEnd"/>
+      <w:r>
+        <w:rPr>
+          <w:lang w:val="es-ES"/>
+        </w:rPr>
+        <w:t>}</w:t>
+      </w:r>
+    </w:p>
+    <w:p>
+      <w:pPr>
+        <w:spacing w:after="60"/>
+        <w:rPr>
+          <w:lang w:val="es-ES"/>
+        </w:rPr>
+      </w:pPr>
+      <w:r>
+        <w:rPr>
+          <w:lang w:val="es-ES"/>
+        </w:rPr>
+        <w:t>{</w:t>
+      </w:r>
+      <w:proofErr w:type="spellStart"/>
+      <w:r>
+        <w:rPr>
+          <w:lang w:val="es-ES"/>
+        </w:rPr>
+        <w:t>descripcion</w:t>
+      </w:r>
+      <w:proofErr w:type="spellEnd"/>
+      <w:r>
+        <w:rPr>
+          <w:lang w:val="es-ES"/>
+        </w:rPr>
+        <w:t>}</w:t>
       </w:r>
     </w:p>
     <w:p>
@@ -672,7 +861,21 @@
         <w:rPr>
           <w:lang w:val="es-ES"/>
         </w:rPr>
-        <w:t>{/tieneCursos}</w:t>
+        <w:t>{/</w:t>
+      </w:r>
+      <w:proofErr w:type="spellStart"/>
+      <w:r>
+        <w:rPr>
+          <w:lang w:val="es-ES"/>
+        </w:rPr>
+        <w:t>tieneCursos</w:t>
+      </w:r>
+      <w:proofErr w:type="spellEnd"/>
+      <w:r>
+        <w:rPr>
+          <w:lang w:val="es-ES"/>
+        </w:rPr>
+        <w:t>}</w:t>
       </w:r>
     </w:p>
     <w:p>
@@ -841,7 +1044,21 @@
         <w:rPr>
           <w:lang w:val="es-ES"/>
         </w:rPr>
-        <w:t>{/tieneConocimientos}</w:t>
+        <w:t>{/</w:t>
+      </w:r>
+      <w:proofErr w:type="spellStart"/>
+      <w:r>
+        <w:rPr>
+          <w:lang w:val="es-ES"/>
+        </w:rPr>
+        <w:t>tieneConocimientos</w:t>
+      </w:r>
+      <w:proofErr w:type="spellEnd"/>
+      <w:r>
+        <w:rPr>
+          <w:lang w:val="es-ES"/>
+        </w:rPr>
+        <w:t>}</w:t>
       </w:r>
     </w:p>
     <w:p>
@@ -982,7 +1199,21 @@
           <w:lang w:val="es-ES"/>
         </w:rPr>
         <w:tab/>
-        <w:t>{skill}</w:t>
+        <w:t>{</w:t>
+      </w:r>
+      <w:proofErr w:type="spellStart"/>
+      <w:r>
+        <w:rPr>
+          <w:lang w:val="es-ES"/>
+        </w:rPr>
+        <w:t>skill</w:t>
+      </w:r>
+      <w:proofErr w:type="spellEnd"/>
+      <w:r>
+        <w:rPr>
+          <w:lang w:val="es-ES"/>
+        </w:rPr>
+        <w:t>}</w:t>
       </w:r>
     </w:p>
     <w:p>
@@ -1010,7 +1241,21 @@
         <w:rPr>
           <w:lang w:val="es-ES"/>
         </w:rPr>
-        <w:t>{/tieneSkills}</w:t>
+        <w:t>{/</w:t>
+      </w:r>
+      <w:proofErr w:type="spellStart"/>
+      <w:r>
+        <w:rPr>
+          <w:lang w:val="es-ES"/>
+        </w:rPr>
+        <w:t>tieneSkills</w:t>
+      </w:r>
+      <w:proofErr w:type="spellEnd"/>
+      <w:r>
+        <w:rPr>
+          <w:lang w:val="es-ES"/>
+        </w:rPr>
+        <w:t>}</w:t>
       </w:r>
     </w:p>
     <w:p>
@@ -1144,7 +1389,21 @@
         <w:rPr>
           <w:lang w:val="es-ES"/>
         </w:rPr>
-        <w:t>{/tieneComentarios}</w:t>
+        <w:t>{/</w:t>
+      </w:r>
+      <w:proofErr w:type="spellStart"/>
+      <w:r>
+        <w:rPr>
+          <w:lang w:val="es-ES"/>
+        </w:rPr>
+        <w:t>tieneComentarios</w:t>
+      </w:r>
+      <w:proofErr w:type="spellEnd"/>
+      <w:r>
+        <w:rPr>
+          <w:lang w:val="es-ES"/>
+        </w:rPr>
+        <w:t>}</w:t>
       </w:r>
     </w:p>
     <w:sectPr>
